--- a/docs/rpt02/samples/GHG-RPT02_Excel_R2_Record_Appendix_B.docx
+++ b/docs/rpt02/samples/GHG-RPT02_Excel_R2_Record_Appendix_B.docx
@@ -1592,6 +1592,7 @@
           </w:tcPr>
           <w:p>
             <w:pPr>
+              <w:keepNext/>
               <w:spacing w:after="20" w:before="20" w:line="252" w:lineRule="auto"/>
               <w:jc w:val="left"/>
             </w:pPr>
@@ -1667,6 +1668,7 @@
           </w:tcPr>
           <w:p>
             <w:pPr>
+              <w:keepNext/>
               <w:spacing w:after="20" w:before="20" w:line="252" w:lineRule="auto"/>
               <w:jc w:val="left"/>
             </w:pPr>
@@ -1688,6 +1690,7 @@
           </w:tcPr>
           <w:p>
             <w:pPr>
+              <w:keepNext/>
               <w:spacing w:after="20" w:before="20" w:line="252" w:lineRule="auto"/>
               <w:jc w:val="left"/>
             </w:pPr>
@@ -1706,6 +1709,7 @@
     </w:tbl>
     <w:p>
       <w:pPr>
+        <w:keepNext w:val="0"/>
         <w:spacing w:after="60"/>
       </w:pPr>
       <w:r>
@@ -2172,6 +2176,7 @@
           </w:tcPr>
           <w:p>
             <w:pPr>
+              <w:keepNext/>
               <w:spacing w:after="20" w:before="20" w:line="252" w:lineRule="auto"/>
               <w:jc w:val="left"/>
             </w:pPr>
@@ -2193,6 +2198,7 @@
           </w:tcPr>
           <w:p>
             <w:pPr>
+              <w:keepNext/>
               <w:spacing w:after="20" w:before="20" w:line="252" w:lineRule="auto"/>
               <w:jc w:val="left"/>
             </w:pPr>
@@ -2216,6 +2222,7 @@
           </w:tcPr>
           <w:p>
             <w:pPr>
+              <w:keepNext/>
               <w:spacing w:after="20" w:before="20" w:line="252" w:lineRule="auto"/>
               <w:jc w:val="left"/>
             </w:pPr>
@@ -2237,6 +2244,7 @@
           </w:tcPr>
           <w:p>
             <w:pPr>
+              <w:keepNext/>
               <w:spacing w:after="20" w:before="20" w:line="252" w:lineRule="auto"/>
               <w:jc w:val="left"/>
             </w:pPr>
@@ -2258,6 +2266,7 @@
           </w:tcPr>
           <w:p>
             <w:pPr>
+              <w:keepNext/>
               <w:spacing w:after="20" w:before="20" w:line="252" w:lineRule="auto"/>
               <w:jc w:val="left"/>
             </w:pPr>
@@ -2279,6 +2288,7 @@
           </w:tcPr>
           <w:p>
             <w:pPr>
+              <w:keepNext/>
               <w:spacing w:after="20" w:before="20" w:line="252" w:lineRule="auto"/>
               <w:jc w:val="left"/>
             </w:pPr>
@@ -2300,6 +2310,7 @@
           </w:tcPr>
           <w:p>
             <w:pPr>
+              <w:keepNext/>
               <w:spacing w:after="20" w:before="20" w:line="252" w:lineRule="auto"/>
               <w:jc w:val="left"/>
             </w:pPr>
@@ -2323,6 +2334,7 @@
           </w:tcPr>
           <w:p>
             <w:pPr>
+              <w:keepNext/>
               <w:spacing w:after="20" w:before="20" w:line="252" w:lineRule="auto"/>
               <w:jc w:val="left"/>
             </w:pPr>
@@ -2344,6 +2356,7 @@
           </w:tcPr>
           <w:p>
             <w:pPr>
+              <w:keepNext/>
               <w:spacing w:after="20" w:before="20" w:line="252" w:lineRule="auto"/>
               <w:jc w:val="left"/>
             </w:pPr>
@@ -2365,6 +2378,7 @@
           </w:tcPr>
           <w:p>
             <w:pPr>
+              <w:keepNext/>
               <w:spacing w:after="20" w:before="20" w:line="252" w:lineRule="auto"/>
               <w:jc w:val="left"/>
             </w:pPr>
@@ -2383,6 +2397,7 @@
     </w:tbl>
     <w:p>
       <w:pPr>
+        <w:keepNext w:val="0"/>
         <w:spacing w:after="60"/>
       </w:pPr>
       <w:r>
@@ -2629,6 +2644,7 @@
           </w:tcPr>
           <w:p>
             <w:pPr>
+              <w:keepNext/>
               <w:spacing w:after="20" w:before="20" w:line="252" w:lineRule="auto"/>
               <w:jc w:val="left"/>
             </w:pPr>
@@ -2647,6 +2663,7 @@
     </w:tbl>
     <w:p>
       <w:pPr>
+        <w:keepNext w:val="0"/>
         <w:spacing w:after="60"/>
       </w:pPr>
       <w:r>
@@ -2881,6 +2898,7 @@
           </w:tcPr>
           <w:p>
             <w:pPr>
+              <w:keepNext/>
               <w:spacing w:after="20" w:before="20" w:line="252" w:lineRule="auto"/>
               <w:jc w:val="left"/>
             </w:pPr>
@@ -2899,6 +2917,7 @@
     </w:tbl>
     <w:p>
       <w:pPr>
+        <w:keepNext w:val="0"/>
         <w:spacing w:after="60"/>
       </w:pPr>
       <w:r>
@@ -3133,6 +3152,7 @@
           </w:tcPr>
           <w:p>
             <w:pPr>
+              <w:keepNext/>
               <w:spacing w:after="20" w:before="20" w:line="252" w:lineRule="auto"/>
               <w:jc w:val="left"/>
             </w:pPr>
@@ -3151,6 +3171,7 @@
     </w:tbl>
     <w:p>
       <w:pPr>
+        <w:keepNext w:val="0"/>
         <w:spacing w:after="60"/>
       </w:pPr>
       <w:r>
@@ -3706,6 +3727,7 @@
           </w:tcPr>
           <w:p>
             <w:pPr>
+              <w:keepNext/>
               <w:spacing w:after="20" w:before="20" w:line="252" w:lineRule="auto"/>
               <w:jc w:val="left"/>
             </w:pPr>
@@ -3724,6 +3746,7 @@
     </w:tbl>
     <w:p>
       <w:pPr>
+        <w:keepNext w:val="0"/>
         <w:spacing w:after="60"/>
       </w:pPr>
       <w:r>
@@ -3953,6 +3976,7 @@
           </w:tcPr>
           <w:p>
             <w:pPr>
+              <w:keepNext/>
               <w:spacing w:after="20" w:before="20" w:line="252" w:lineRule="auto"/>
               <w:jc w:val="left"/>
             </w:pPr>
@@ -3971,6 +3995,7 @@
     </w:tbl>
     <w:p>
       <w:pPr>
+        <w:keepNext w:val="0"/>
         <w:spacing w:after="60"/>
       </w:pPr>
       <w:r>
@@ -4248,6 +4273,7 @@
           </w:tcPr>
           <w:p>
             <w:pPr>
+              <w:keepNext/>
               <w:spacing w:after="20" w:before="20" w:line="252" w:lineRule="auto"/>
               <w:jc w:val="left"/>
             </w:pPr>
@@ -4266,6 +4292,7 @@
     </w:tbl>
     <w:p>
       <w:pPr>
+        <w:keepNext w:val="0"/>
         <w:spacing w:after="60"/>
       </w:pPr>
       <w:r>
